--- a/materialien/Werkzeuge/Warm-up-Karten/KR_W6_Warmup.docx
+++ b/materialien/Werkzeuge/Warm-up-Karten/KR_W6_Warmup.docx
@@ -159,7 +159,7 @@
               <w:rPr>
                 <w:rFonts w:ascii="Georgia" w:hAnsi="Georgia" w:cs="Georgia" w:eastAsia="Georgia"/>
                 <w:b/>
-                <w:color w:val="8A5F1A"/>
+                <w:color w:val="14213D"/>
                 <w:sz w:val="34"/>
               </w:rPr>
               <w:t>Fallen-Schnelltest und Uhrwerk</w:t>

--- a/materialien/Werkzeuge/Warm-up-Karten/KR_W6_Warmup.docx
+++ b/materialien/Werkzeuge/Warm-up-Karten/KR_W6_Warmup.docx
@@ -278,7 +278,7 @@
                 <w:color w:val="1B1B1F"/>
                 <w:sz w:val="22"/>
               </w:rPr>
-              <w:t>Wie viele Minuten hast du im eA-Abitur für eine Teilaufgabe mit 4 BE? (270 min, 120 BE)</w:t>
+              <w:t>Wie viele Minuten hast du im eA-Abitur für eine Teilaufgabe mit 7 BE? (270 min, 120 BE)</w:t>
             </w:r>
           </w:p>
         </w:tc>
@@ -676,7 +676,7 @@
                 <w:color w:val="1B1B1F"/>
                 <w:sz w:val="22"/>
               </w:rPr>
-              <w:t>10 Personen kommunizieren paarweise verschlüsselt: Wie viele Schlüssel symmetrisch, wie viele asymmetrisch?</w:t>
+              <w:t>21 Personen kommunizieren paarweise verschlüsselt: Wie viele Schlüssel symmetrisch, wie viele asymmetrisch?</w:t>
             </w:r>
           </w:p>
         </w:tc>
@@ -1221,7 +1221,7 @@
                 <w:color w:val="1B1B1F"/>
                 <w:sz w:val="22"/>
               </w:rPr>
-              <w:t xml:space="preserve"> = ? Und: Welche Zahl ist das Inverse von 3 mod 26?</w:t>
+              <w:t xml:space="preserve"> = ? Und: Welche Zahl ist das Inverse von 4 mod 7?</w:t>
             </w:r>
           </w:p>
         </w:tc>
